--- a/test/generator/baseline/gen.md.to.docx.docx
+++ b/test/generator/baseline/gen.md.to.docx.docx
@@ -115,11 +115,9 @@
       <w:r>
         <w:rPr>
           <w:b/>
+          <w:i/>
         </w:rPr>
-        <w:t xml:space="preserve">*bold-italic, </w:t>
-      </w:r>
-      <w:r>
-        <w:t xml:space="preserve">*</w:t>
+        <w:t xml:space="preserve">bold-italic, </w:t>
       </w:r>
       <w:r>
         <w:rPr>
@@ -183,11 +181,12 @@
       <w:r>
         <w:rPr>
           <w:b/>
+          <w:i/>
         </w:rPr>
-        <w:t xml:space="preserve">*intense emphasis</w:t>
-      </w:r>
-      <w:r>
-        <w:t xml:space="preserve">*. This paragraph uses document wide styles for styling rather than inline text properties as demonstrated in the previous paragraph — calibre can handle both with equal ease.</w:t>
+        <w:t xml:space="preserve">intense emphasis</w:t>
+      </w:r>
+      <w:r>
+        <w:t xml:space="preserve">. This paragraph uses document wide styles for styling rather than inline text properties as demonstrated in the previous paragraph — calibre can handle both with equal ease.</w:t>
       </w:r>
     </w:p>
     <w:p>

--- a/test/generator/baseline/gen.md.to.docx.docx
+++ b/test/generator/baseline/gen.md.to.docx.docx
@@ -1252,34 +1252,81 @@
           <w:tcPr>
             <w:tcW w:w="0" w:type="auto"/>
           </w:tcPr>
-          <w:p>
-            <w:r>
-              <w:br/>
-              <w:t xml:space="preserve">  </w:t>
-              <w:br/>
-              <w:t xml:space="preserve">    OneThree</w:t>
-            </w:r>
-          </w:p>
-        </w:tc>
-        <w:tc>
-          <w:tcPr>
-            <w:tcW w:w="0" w:type="auto"/>
-          </w:tcPr>
-          <w:p>
-            <w:r>
-              <w:t xml:space="preserve">Two</w:t>
-            </w:r>
-          </w:p>
-        </w:tc>
-      </w:tr>
-      <w:tr>
-        <w:tc>
-          <w:tcPr>
-            <w:tcW w:w="0" w:type="auto"/>
-          </w:tcPr>
-          <w:p>
-            <w:r>
-              <w:t xml:space="preserve">Four</w:t>
+          <w:tbl>
+            <w:tblPr>
+              <w:tblStyle w:val="TableGrid"/>
+              <w:tblW w:w="0" w:type="auto"/>
+              <w:tblBorders>
+                <w:top w:val="single" w:sz="4" w:space="0" w:color="auto"/>
+                <w:left w:val="single" w:sz="4" w:space="0" w:color="auto"/>
+                <w:bottom w:val="single" w:sz="4" w:space="0" w:color="auto"/>
+                <w:right w:val="single" w:sz="4" w:space="0" w:color="auto"/>
+                <w:insideH w:val="single" w:sz="4" w:space="0" w:color="auto"/>
+                <w:insideV w:val="single" w:sz="4" w:space="0" w:color="auto"/>
+              </w:tblBorders>
+            </w:tblPr>
+            <w:tblGrid>
+              <w:gridCol w:w="4513"/>
+              <w:gridCol w:w="4513"/>
+            </w:tblGrid>
+            <w:tr>
+              <w:tc>
+                <w:tcPr>
+                  <w:tcW w:w="0" w:type="auto"/>
+                  <w:vMerge w:val="restart"/>
+                </w:tcPr>
+                <w:p>
+                  <w:r>
+                    <w:t xml:space="preserve">One</w:t>
+                  </w:r>
+                </w:p>
+                <w:p>
+                  <w:r>
+                    <w:t xml:space="preserve">Three</w:t>
+                  </w:r>
+                </w:p>
+                <w:p/>
+              </w:tc>
+              <w:tc>
+                <w:tcPr>
+                  <w:tcW w:w="0" w:type="auto"/>
+                </w:tcPr>
+                <w:p>
+                  <w:r>
+                    <w:t xml:space="preserve">Two</w:t>
+                  </w:r>
+                </w:p>
+              </w:tc>
+            </w:tr>
+            <w:tr>
+              <w:tc>
+                <w:tcPr>
+                  <w:tcW w:w="0" w:type="auto"/>
+                  <w:vMerge/>
+                </w:tcPr>
+                <w:p/>
+              </w:tc>
+              <w:tc>
+                <w:tcPr>
+                  <w:tcW w:w="0" w:type="auto"/>
+                </w:tcPr>
+                <w:p>
+                  <w:r>
+                    <w:t xml:space="preserve">Four</w:t>
+                  </w:r>
+                </w:p>
+              </w:tc>
+            </w:tr>
+          </w:tbl>
+          <w:p/>
+        </w:tc>
+        <w:tc>
+          <w:tcPr>
+            <w:tcW w:w="0" w:type="auto"/>
+          </w:tcPr>
+          <w:p>
+            <w:r>
+              <w:t xml:space="preserve">To the left is a table inside a table, with some cells merged.</w:t>
             </w:r>
           </w:p>
         </w:tc>

--- a/test/generator/baseline/gen.md.to.docx.docx
+++ b/test/generator/baseline/gen.md.to.docx.docx
@@ -3398,359 +3398,38 @@
       </w:pPr>
     </w:lvl>
   </w:abstractNum>
-  <w:abstractNum w:abstractNumId="2">
-    <w:multiLevelType w:val="multilevel"/>
-    <w:lvl w:ilvl="0">
-      <w:start w:val="1"/>
-      <w:numFmt w:val="decimal"/>
-      <w:lvlText w:val="%1."/>
-      <w:lvlJc w:val="left"/>
-      <w:pPr>
-        <w:ind w:left="720" w:hanging="360"/>
-      </w:pPr>
-    </w:lvl>
-    <w:lvl w:ilvl="1">
-      <w:start w:val="1"/>
-      <w:numFmt w:val="decimal"/>
-      <w:lvlText w:val="%2."/>
-      <w:lvlJc w:val="left"/>
-      <w:pPr>
-        <w:ind w:left="1440" w:hanging="360"/>
-      </w:pPr>
-    </w:lvl>
-    <w:lvl w:ilvl="2">
-      <w:start w:val="1"/>
-      <w:numFmt w:val="decimal"/>
-      <w:lvlText w:val="%3."/>
-      <w:lvlJc w:val="left"/>
-      <w:pPr>
-        <w:ind w:left="2160" w:hanging="360"/>
-      </w:pPr>
-    </w:lvl>
-    <w:lvl w:ilvl="3">
-      <w:start w:val="1"/>
-      <w:numFmt w:val="decimal"/>
-      <w:lvlText w:val="%4."/>
-      <w:lvlJc w:val="left"/>
-      <w:pPr>
-        <w:ind w:left="2880" w:hanging="360"/>
-      </w:pPr>
-    </w:lvl>
-    <w:lvl w:ilvl="4">
-      <w:start w:val="1"/>
-      <w:numFmt w:val="decimal"/>
-      <w:lvlText w:val="%5."/>
-      <w:lvlJc w:val="left"/>
-      <w:pPr>
-        <w:ind w:left="3600" w:hanging="360"/>
-      </w:pPr>
-    </w:lvl>
-    <w:lvl w:ilvl="5">
-      <w:start w:val="1"/>
-      <w:numFmt w:val="decimal"/>
-      <w:lvlText w:val="%6."/>
-      <w:lvlJc w:val="left"/>
-      <w:pPr>
-        <w:ind w:left="4320" w:hanging="360"/>
-      </w:pPr>
-    </w:lvl>
-    <w:lvl w:ilvl="6">
-      <w:start w:val="1"/>
-      <w:numFmt w:val="decimal"/>
-      <w:lvlText w:val="%7."/>
-      <w:lvlJc w:val="left"/>
-      <w:pPr>
-        <w:ind w:left="5040" w:hanging="360"/>
-      </w:pPr>
-    </w:lvl>
-    <w:lvl w:ilvl="7">
-      <w:start w:val="1"/>
-      <w:numFmt w:val="decimal"/>
-      <w:lvlText w:val="%8."/>
-      <w:lvlJc w:val="left"/>
-      <w:pPr>
-        <w:ind w:left="5760" w:hanging="360"/>
-      </w:pPr>
-    </w:lvl>
-    <w:lvl w:ilvl="8">
-      <w:start w:val="1"/>
-      <w:numFmt w:val="decimal"/>
-      <w:lvlText w:val="%9."/>
-      <w:lvlJc w:val="left"/>
-      <w:pPr>
-        <w:ind w:left="6480" w:hanging="360"/>
-      </w:pPr>
-    </w:lvl>
-  </w:abstractNum>
-  <w:abstractNum w:abstractNumId="3">
-    <w:multiLevelType w:val="multilevel"/>
-    <w:lvl w:ilvl="0">
-      <w:start w:val="1"/>
-      <w:numFmt w:val="bullet"/>
-      <w:lvlText w:val="•"/>
-      <w:lvlJc w:val="left"/>
-      <w:pPr>
-        <w:ind w:left="720" w:hanging="360"/>
-      </w:pPr>
-    </w:lvl>
-    <w:lvl w:ilvl="1">
-      <w:start w:val="1"/>
-      <w:numFmt w:val="bullet"/>
-      <w:lvlText w:val="•"/>
-      <w:lvlJc w:val="left"/>
-      <w:pPr>
-        <w:ind w:left="1440" w:hanging="360"/>
-      </w:pPr>
-    </w:lvl>
-    <w:lvl w:ilvl="2">
-      <w:start w:val="1"/>
-      <w:numFmt w:val="bullet"/>
-      <w:lvlText w:val="•"/>
-      <w:lvlJc w:val="left"/>
-      <w:pPr>
-        <w:ind w:left="2160" w:hanging="360"/>
-      </w:pPr>
-    </w:lvl>
-    <w:lvl w:ilvl="3">
-      <w:start w:val="1"/>
-      <w:numFmt w:val="bullet"/>
-      <w:lvlText w:val="•"/>
-      <w:lvlJc w:val="left"/>
-      <w:pPr>
-        <w:ind w:left="2880" w:hanging="360"/>
-      </w:pPr>
-    </w:lvl>
-    <w:lvl w:ilvl="4">
-      <w:start w:val="1"/>
-      <w:numFmt w:val="bullet"/>
-      <w:lvlText w:val="•"/>
-      <w:lvlJc w:val="left"/>
-      <w:pPr>
-        <w:ind w:left="3600" w:hanging="360"/>
-      </w:pPr>
-    </w:lvl>
-    <w:lvl w:ilvl="5">
-      <w:start w:val="1"/>
-      <w:numFmt w:val="bullet"/>
-      <w:lvlText w:val="•"/>
-      <w:lvlJc w:val="left"/>
-      <w:pPr>
-        <w:ind w:left="4320" w:hanging="360"/>
-      </w:pPr>
-    </w:lvl>
-    <w:lvl w:ilvl="6">
-      <w:start w:val="1"/>
-      <w:numFmt w:val="bullet"/>
-      <w:lvlText w:val="•"/>
-      <w:lvlJc w:val="left"/>
-      <w:pPr>
-        <w:ind w:left="5040" w:hanging="360"/>
-      </w:pPr>
-    </w:lvl>
-    <w:lvl w:ilvl="7">
-      <w:start w:val="1"/>
-      <w:numFmt w:val="bullet"/>
-      <w:lvlText w:val="•"/>
-      <w:lvlJc w:val="left"/>
-      <w:pPr>
-        <w:ind w:left="5760" w:hanging="360"/>
-      </w:pPr>
-    </w:lvl>
-    <w:lvl w:ilvl="8">
-      <w:start w:val="1"/>
-      <w:numFmt w:val="bullet"/>
-      <w:lvlText w:val="•"/>
-      <w:lvlJc w:val="left"/>
-      <w:pPr>
-        <w:ind w:left="6480" w:hanging="360"/>
-      </w:pPr>
-    </w:lvl>
-  </w:abstractNum>
-  <w:abstractNum w:abstractNumId="4">
-    <w:multiLevelType w:val="multilevel"/>
-    <w:lvl w:ilvl="0">
-      <w:start w:val="1"/>
-      <w:numFmt w:val="decimal"/>
-      <w:lvlText w:val="%1."/>
-      <w:lvlJc w:val="left"/>
-      <w:pPr>
-        <w:ind w:left="720" w:hanging="360"/>
-      </w:pPr>
-    </w:lvl>
-    <w:lvl w:ilvl="1">
-      <w:start w:val="1"/>
-      <w:numFmt w:val="decimal"/>
-      <w:lvlText w:val="%2."/>
-      <w:lvlJc w:val="left"/>
-      <w:pPr>
-        <w:ind w:left="1440" w:hanging="360"/>
-      </w:pPr>
-    </w:lvl>
-    <w:lvl w:ilvl="2">
-      <w:start w:val="1"/>
-      <w:numFmt w:val="decimal"/>
-      <w:lvlText w:val="%3."/>
-      <w:lvlJc w:val="left"/>
-      <w:pPr>
-        <w:ind w:left="2160" w:hanging="360"/>
-      </w:pPr>
-    </w:lvl>
-    <w:lvl w:ilvl="3">
-      <w:start w:val="1"/>
-      <w:numFmt w:val="decimal"/>
-      <w:lvlText w:val="%4."/>
-      <w:lvlJc w:val="left"/>
-      <w:pPr>
-        <w:ind w:left="2880" w:hanging="360"/>
-      </w:pPr>
-    </w:lvl>
-    <w:lvl w:ilvl="4">
-      <w:start w:val="1"/>
-      <w:numFmt w:val="decimal"/>
-      <w:lvlText w:val="%5."/>
-      <w:lvlJc w:val="left"/>
-      <w:pPr>
-        <w:ind w:left="3600" w:hanging="360"/>
-      </w:pPr>
-    </w:lvl>
-    <w:lvl w:ilvl="5">
-      <w:start w:val="1"/>
-      <w:numFmt w:val="decimal"/>
-      <w:lvlText w:val="%6."/>
-      <w:lvlJc w:val="left"/>
-      <w:pPr>
-        <w:ind w:left="4320" w:hanging="360"/>
-      </w:pPr>
-    </w:lvl>
-    <w:lvl w:ilvl="6">
-      <w:start w:val="1"/>
-      <w:numFmt w:val="decimal"/>
-      <w:lvlText w:val="%7."/>
-      <w:lvlJc w:val="left"/>
-      <w:pPr>
-        <w:ind w:left="5040" w:hanging="360"/>
-      </w:pPr>
-    </w:lvl>
-    <w:lvl w:ilvl="7">
-      <w:start w:val="1"/>
-      <w:numFmt w:val="decimal"/>
-      <w:lvlText w:val="%8."/>
-      <w:lvlJc w:val="left"/>
-      <w:pPr>
-        <w:ind w:left="5760" w:hanging="360"/>
-      </w:pPr>
-    </w:lvl>
-    <w:lvl w:ilvl="8">
-      <w:start w:val="1"/>
-      <w:numFmt w:val="decimal"/>
-      <w:lvlText w:val="%9."/>
-      <w:lvlJc w:val="left"/>
-      <w:pPr>
-        <w:ind w:left="6480" w:hanging="360"/>
-      </w:pPr>
-    </w:lvl>
-  </w:abstractNum>
-  <w:abstractNum w:abstractNumId="5">
-    <w:multiLevelType w:val="multilevel"/>
-    <w:lvl w:ilvl="0">
-      <w:start w:val="1"/>
-      <w:numFmt w:val="decimal"/>
-      <w:lvlText w:val="%1."/>
-      <w:lvlJc w:val="left"/>
-      <w:pPr>
-        <w:ind w:left="720" w:hanging="360"/>
-      </w:pPr>
-    </w:lvl>
-    <w:lvl w:ilvl="1">
-      <w:start w:val="1"/>
-      <w:numFmt w:val="decimal"/>
-      <w:lvlText w:val="%2."/>
-      <w:lvlJc w:val="left"/>
-      <w:pPr>
-        <w:ind w:left="1440" w:hanging="360"/>
-      </w:pPr>
-    </w:lvl>
-    <w:lvl w:ilvl="2">
-      <w:start w:val="1"/>
-      <w:numFmt w:val="decimal"/>
-      <w:lvlText w:val="%3."/>
-      <w:lvlJc w:val="left"/>
-      <w:pPr>
-        <w:ind w:left="2160" w:hanging="360"/>
-      </w:pPr>
-    </w:lvl>
-    <w:lvl w:ilvl="3">
-      <w:start w:val="1"/>
-      <w:numFmt w:val="decimal"/>
-      <w:lvlText w:val="%4."/>
-      <w:lvlJc w:val="left"/>
-      <w:pPr>
-        <w:ind w:left="2880" w:hanging="360"/>
-      </w:pPr>
-    </w:lvl>
-    <w:lvl w:ilvl="4">
-      <w:start w:val="1"/>
-      <w:numFmt w:val="decimal"/>
-      <w:lvlText w:val="%5."/>
-      <w:lvlJc w:val="left"/>
-      <w:pPr>
-        <w:ind w:left="3600" w:hanging="360"/>
-      </w:pPr>
-    </w:lvl>
-    <w:lvl w:ilvl="5">
-      <w:start w:val="1"/>
-      <w:numFmt w:val="decimal"/>
-      <w:lvlText w:val="%6."/>
-      <w:lvlJc w:val="left"/>
-      <w:pPr>
-        <w:ind w:left="4320" w:hanging="360"/>
-      </w:pPr>
-    </w:lvl>
-    <w:lvl w:ilvl="6">
-      <w:start w:val="1"/>
-      <w:numFmt w:val="decimal"/>
-      <w:lvlText w:val="%7."/>
-      <w:lvlJc w:val="left"/>
-      <w:pPr>
-        <w:ind w:left="5040" w:hanging="360"/>
-      </w:pPr>
-    </w:lvl>
-    <w:lvl w:ilvl="7">
-      <w:start w:val="1"/>
-      <w:numFmt w:val="decimal"/>
-      <w:lvlText w:val="%8."/>
-      <w:lvlJc w:val="left"/>
-      <w:pPr>
-        <w:ind w:left="5760" w:hanging="360"/>
-      </w:pPr>
-    </w:lvl>
-    <w:lvl w:ilvl="8">
-      <w:start w:val="1"/>
-      <w:numFmt w:val="decimal"/>
-      <w:lvlText w:val="%9."/>
-      <w:lvlJc w:val="left"/>
-      <w:pPr>
-        <w:ind w:left="6480" w:hanging="360"/>
-      </w:pPr>
-    </w:lvl>
-  </w:abstractNum>
   <w:num w:numId="1">
     <w:abstractNumId w:val="0"/>
   </w:num>
   <w:num w:numId="2">
     <w:abstractNumId w:val="1"/>
+    <w:lvlOverride w:ilvl="0">
+      <w:startOverride w:val="1"/>
+    </w:lvlOverride>
   </w:num>
   <w:num w:numId="3">
-    <w:abstractNumId w:val="2"/>
+    <w:abstractNumId w:val="1"/>
+    <w:lvlOverride w:ilvl="0">
+      <w:startOverride w:val="1"/>
+    </w:lvlOverride>
+    <w:lvlOverride w:ilvl="1">
+      <w:startOverride w:val="1"/>
+    </w:lvlOverride>
+    <w:lvlOverride w:ilvl="2">
+      <w:startOverride w:val="1"/>
+    </w:lvlOverride>
   </w:num>
   <w:num w:numId="4">
-    <w:abstractNumId w:val="3"/>
+    <w:abstractNumId w:val="0"/>
   </w:num>
   <w:num w:numId="5">
-    <w:abstractNumId w:val="4"/>
+    <w:abstractNumId w:val="1"/>
+    <w:lvlOverride w:ilvl="0">
+      <w:startOverride w:val="1"/>
+    </w:lvlOverride>
   </w:num>
   <w:num w:numId="6">
-    <w:abstractNumId w:val="5"/>
+    <w:abstractNumId w:val="1"/>
     <w:lvlOverride w:ilvl="0">
       <w:startOverride w:val="3"/>
     </w:lvlOverride>

--- a/test/generator/baseline/gen.md.to.docx.docx
+++ b/test/generator/baseline/gen.md.to.docx.docx
@@ -282,9 +282,6 @@
           </w:tcPr>
           <w:p>
             <w:r>
-              <w:rPr>
-                <w:b/>
-              </w:rPr>
               <w:t xml:space="preserve">ITEM</w:t>
             </w:r>
           </w:p>
@@ -295,9 +292,6 @@
           </w:tcPr>
           <w:p>
             <w:r>
-              <w:rPr>
-                <w:b/>
-              </w:rPr>
               <w:t xml:space="preserve">NEEDED</w:t>
             </w:r>
           </w:p>
@@ -446,15 +440,15 @@
         <w:gridCol w:w="1504"/>
       </w:tblGrid>
       <w:tr>
-        <w:tc>
-          <w:tcPr>
-            <w:tcW w:w="0" w:type="auto"/>
-          </w:tcPr>
-          <w:p>
-            <w:r>
-              <w:rPr>
-                <w:b/>
-              </w:rPr>
+        <w:trPr>
+          <w:tblHeader/>
+        </w:trPr>
+        <w:tc>
+          <w:tcPr>
+            <w:tcW w:w="0" w:type="auto"/>
+          </w:tcPr>
+          <w:p>
+            <w:r>
               <w:t xml:space="preserve">City or Town</w:t>
             </w:r>
           </w:p>
@@ -468,9 +462,6 @@
               <w:jc w:val="center"/>
             </w:pPr>
             <w:r>
-              <w:rPr>
-                <w:b/>
-              </w:rPr>
               <w:t xml:space="preserve">Point A</w:t>
             </w:r>
           </w:p>
@@ -484,9 +475,6 @@
               <w:jc w:val="center"/>
             </w:pPr>
             <w:r>
-              <w:rPr>
-                <w:b/>
-              </w:rPr>
               <w:t xml:space="preserve">Point B</w:t>
             </w:r>
           </w:p>
@@ -500,9 +488,6 @@
               <w:jc w:val="center"/>
             </w:pPr>
             <w:r>
-              <w:rPr>
-                <w:b/>
-              </w:rPr>
               <w:t xml:space="preserve">Point C</w:t>
             </w:r>
           </w:p>
@@ -516,9 +501,6 @@
               <w:jc w:val="center"/>
             </w:pPr>
             <w:r>
-              <w:rPr>
-                <w:b/>
-              </w:rPr>
               <w:t xml:space="preserve">Point D</w:t>
             </w:r>
           </w:p>
@@ -532,9 +514,6 @@
               <w:jc w:val="center"/>
             </w:pPr>
             <w:r>
-              <w:rPr>
-                <w:b/>
-              </w:rPr>
               <w:t xml:space="preserve">Point E</w:t>
             </w:r>
           </w:p>
@@ -890,9 +869,6 @@
           </w:tcPr>
           <w:p>
             <w:r>
-              <w:rPr>
-                <w:b/>
-              </w:rPr>
               <w:t xml:space="preserve">College</w:t>
             </w:r>
           </w:p>
@@ -903,9 +879,6 @@
           </w:tcPr>
           <w:p>
             <w:r>
-              <w:rPr>
-                <w:b/>
-              </w:rPr>
               <w:t xml:space="preserve">New students</w:t>
             </w:r>
           </w:p>
@@ -916,9 +889,6 @@
           </w:tcPr>
           <w:p>
             <w:r>
-              <w:rPr>
-                <w:b/>
-              </w:rPr>
               <w:t xml:space="preserve">Graduating students</w:t>
             </w:r>
           </w:p>
@@ -929,9 +899,6 @@
           </w:tcPr>
           <w:p>
             <w:r>
-              <w:rPr>
-                <w:b/>
-              </w:rPr>
               <w:t xml:space="preserve">Change</w:t>
             </w:r>
           </w:p>
